--- a/HW02_A2_17897372087190755.docx
+++ b/HW02_A2_17897372087190755.docx
@@ -315,12 +315,20 @@
                 <w:lang w:val="en-US" w:eastAsia="zh-CN"/>
               </w:rPr>
             </w:pPr>
+            <w:commentRangeStart w:id="1"/>
             <w:r>
               <w:rPr>
                 <w:rFonts w:hint="eastAsia" w:eastAsia="宋体"/>
                 <w:lang w:val="en-US" w:eastAsia="zh-CN"/>
               </w:rPr>
               <w:t>The value of startPointer is 0; The program can traverse through the linked list and find the node with a pointer of value -1, and that node is the last one.</w:t>
+            </w:r>
+            <w:commentRangeEnd w:id="1"/>
+            <w:r>
+              <w:rPr>
+                <w:rStyle w:val="CommentReference"/>
+              </w:rPr>
+              <w:commentReference w:id="1"/>
             </w:r>
           </w:p>
           <w:p>
@@ -947,12 +955,20 @@
                 <w:lang w:val="en-US" w:eastAsia="zh-CN"/>
               </w:rPr>
             </w:pPr>
+            <w:commentRangeStart w:id="2"/>
             <w:r>
               <w:rPr>
                 <w:rFonts w:hint="eastAsia" w:eastAsia="宋体"/>
                 <w:lang w:val="en-US" w:eastAsia="zh-CN"/>
               </w:rPr>
               <w:t>heapStartPointer is assigned to the node taken and the node that heapStartPointer points is assigned to heapStartPointer.</w:t>
+            </w:r>
+            <w:commentRangeEnd w:id="2"/>
+            <w:r>
+              <w:rPr>
+                <w:rStyle w:val="CommentReference"/>
+              </w:rPr>
+              <w:commentReference w:id="2"/>
             </w:r>
           </w:p>
           <w:p>
@@ -1022,6 +1038,7 @@
                 <w:lang w:val="en-US" w:eastAsia="zh-CN"/>
               </w:rPr>
             </w:pPr>
+            <w:commentRangeStart w:id="3"/>
             <w:r>
               <w:rPr>
                 <w:rFonts w:hint="eastAsia" w:eastAsia="宋体"/>
@@ -1042,6 +1059,13 @@
                 <w:lang w:val="en-US" w:eastAsia="zh-CN"/>
               </w:rPr>
               <w:t>s insertion and removing.</w:t>
+            </w:r>
+            <w:commentRangeEnd w:id="3"/>
+            <w:r>
+              <w:rPr>
+                <w:rStyle w:val="CommentReference"/>
+              </w:rPr>
+              <w:commentReference w:id="3"/>
             </w:r>
           </w:p>
           <w:p>
@@ -3455,6 +3479,7 @@
                 <w:szCs w:val="21"/>
               </w:rPr>
             </w:pPr>
+            <w:commentRangeStart w:id="4"/>
             <w:r>
               <w:rPr>
                 <w:rFonts w:hint="default" w:ascii="Consolas" w:hAnsi="Consolas" w:eastAsia="Consolas" w:cs="Consolas"/>
@@ -3552,6 +3577,13 @@
                 <w:lang w:val="en-US" w:eastAsia="zh-CN" w:bidi="ar"/>
               </w:rPr>
               <w:t xml:space="preserve">            </w:t>
+            </w:r>
+            <w:commentRangeEnd w:id="4"/>
+            <w:r>
+              <w:rPr>
+                <w:rStyle w:val="CommentReference"/>
+              </w:rPr>
+              <w:commentReference w:id="4"/>
             </w:r>
           </w:p>
           <w:p>
@@ -4623,6 +4655,7 @@
                 <w:szCs w:val="21"/>
               </w:rPr>
             </w:pPr>
+            <w:commentRangeStart w:id="5"/>
             <w:r>
               <w:rPr>
                 <w:rFonts w:hint="default" w:ascii="Consolas" w:hAnsi="Consolas" w:eastAsia="Consolas" w:cs="Consolas"/>
@@ -4706,6 +4739,13 @@
                 <w:lang w:val="en-US" w:eastAsia="zh-CN" w:bidi="ar"/>
               </w:rPr>
               <w:t>myLinkedListPointers[heapStartPointer]</w:t>
+            </w:r>
+            <w:commentRangeEnd w:id="5"/>
+            <w:r>
+              <w:rPr>
+                <w:rStyle w:val="CommentReference"/>
+              </w:rPr>
+              <w:commentReference w:id="5"/>
             </w:r>
           </w:p>
           <w:p>
@@ -5603,12 +5643,20 @@
                 <w:lang w:val="en-US"/>
               </w:rPr>
             </w:pPr>
+            <w:commentRangeStart w:id="6"/>
             <w:r>
               <w:rPr>
                 <w:rFonts w:hint="default"/>
                 <w:lang w:val="en-US"/>
               </w:rPr>
               <w:t>Because acquiring the pointer of the last node in the list needs traversing the list to get the node with a pointer pointed to null, but acquiring the pointer of the first node only needs startPointer.</w:t>
+            </w:r>
+            <w:commentRangeEnd w:id="6"/>
+            <w:r>
+              <w:rPr>
+                <w:rStyle w:val="CommentReference"/>
+              </w:rPr>
+              <w:commentReference w:id="6"/>
             </w:r>
           </w:p>
         </w:tc>
@@ -5833,12 +5881,20 @@
                 <w:lang w:val="en-US"/>
               </w:rPr>
             </w:pPr>
+            <w:commentRangeStart w:id="7"/>
             <w:r>
               <w:rPr>
                 <w:rFonts w:hint="default"/>
                 <w:lang w:val="en-US"/>
               </w:rPr>
               <w:t>Leaf nodes: 20,40,60,80.</w:t>
+            </w:r>
+            <w:commentRangeEnd w:id="7"/>
+            <w:r>
+              <w:rPr>
+                <w:rStyle w:val="CommentReference"/>
+              </w:rPr>
+              <w:commentReference w:id="7"/>
             </w:r>
           </w:p>
           <w:p>
@@ -5919,12 +5975,20 @@
                 <w:lang w:val="en-US"/>
               </w:rPr>
             </w:pPr>
+            <w:commentRangeStart w:id="8"/>
             <w:r>
               <w:rPr>
                 <w:rFonts w:hint="default"/>
                 <w:lang w:val="en-US"/>
               </w:rPr>
               <w:t>Height : 2.</w:t>
+            </w:r>
+            <w:commentRangeEnd w:id="8"/>
+            <w:r>
+              <w:rPr>
+                <w:rStyle w:val="CommentReference"/>
+              </w:rPr>
+              <w:commentReference w:id="8"/>
             </w:r>
           </w:p>
           <w:p>
@@ -7902,6 +7966,67 @@
     </w:sectPr>
   </w:body>
 </w:document>
+</file>
+
+<file path=word/comments.xml><?xml version="1.0" encoding="utf-8"?>
+<w:comments xmlns:w="http://schemas.openxmlformats.org/wordprocessingml/2006/main">
+  <w:comment w:id="1" w:author="Teacher" w:date="2026-09-25T15:00:00Z" w:initials="T">
+    <w:p>
+      <w:r>
+        <w:t xml:space="preserve">4/4 - Full marks. startPointer = 0 is correct, and you give both halves of the explanation: the program traverses the list, and the node whose pointer is -1 is the last one. Naming which index it turns out to be (here 7) would make it complete.</w:t>
+      </w:r>
+    </w:p>
+  </w:comment>
+  <w:comment w:id="2" w:author="Teacher" w:date="2026-09-25T15:00:00Z" w:initials="T">
+    <w:p>
+      <w:r>
+        <w:t xml:space="preserve">2/4 - The second half is right: heapStartPointer is set to the value it was pointing at, so it steps along the free list. The first half has it the wrong way round - heapStartPointer is not 'assigned to the node taken'; the node taken is the one heapStartPointer was already pointing at. Two further points are missing: that heapStartPointer therefore always points at the first free node, and that the node just taken leaves the free list. (-2)</w:t>
+      </w:r>
+    </w:p>
+  </w:comment>
+  <w:comment w:id="3" w:author="Teacher" w:date="2026-09-25T15:00:00Z" w:initials="T">
+    <w:p>
+      <w:r>
+        <w:t xml:space="preserve">2/4 - One advantage with its supporting explanation earns two marks. The question asks for TWO advantages, so a second one is missing - for example that a linked list can grow and shrink while the program runs and uses only as much memory as it needs, or that items can be inserted and removed without shifting the other elements. Note also that the claim as written is only half true: inserting at the START of a linked list is O(1), but inserting at the END requires a traversal, so it is O(n). (-2)</w:t>
+      </w:r>
+    </w:p>
+  </w:comment>
+  <w:comment w:id="4" w:author="Teacher" w:date="2026-09-25T15:00:00Z" w:initials="T">
+    <w:p>
+      <w:r>
+        <w:t xml:space="preserve">8/10 - The header, the empty-list check returning -1, initialising Max from the first node, and updating and returning the maximum are all correct. Two marks are lost in the traversal: `curPt &lt;- myLinkedList[curPt]` follows the DATA array instead of the pointer array. myLinkedList holds the values (12, 35, 47, 61), so myLinkedList[7] would be read as an index 7 again - the loop would never reach the null pointer. It must be `curPt &lt;- myLinkedListPointers[curPt]`. (-2)</w:t>
+      </w:r>
+    </w:p>
+  </w:comment>
+  <w:comment w:id="5" w:author="Teacher" w:date="2026-09-25T15:00:00Z" w:initials="T">
+    <w:p>
+      <w:r>
+        <w:t xml:space="preserve">10/12 - A good answer. The traversal keeping prevPt, the full check, storing the data, linking the last node to the new node, setting the new node's pointer to -1 and advancing heapStartPointer are all correct. Two marks are lost for the missing empty-list case: if startPointer is -1 the WHILE loop never runs, prevPt is never assigned, and the procedure would fail. When the list is empty the new node must be made the start of the list. One small point as well: nxtFreePt is read before the full check, so when the list is full it reads myLinkedListPointers[-1]. (-2)</w:t>
+      </w:r>
+    </w:p>
+  </w:comment>
+  <w:comment w:id="6" w:author="Teacher" w:date="2026-09-25T15:00:00Z" w:initials="T">
+    <w:p>
+      <w:r>
+        <w:t xml:space="preserve">4/5 - You have the contrast right: the first node is reached directly from startPointer, while the last node can only be found by traversing. The missing mark is for saying why the last node has to be found at all - the new node must be linked to it, and that is what forces the traversal. (-1)</w:t>
+      </w:r>
+    </w:p>
+  </w:comment>
+  <w:comment w:id="7" w:author="Teacher" w:date="2026-09-25T15:00:00Z" w:initials="T">
+    <w:p>
+      <w:r>
+        <w:t xml:space="preserve">6/6 - Full marks. The root, all four leaves and the level of node 60 are all correct. Textbooks differ on whether the root is called level 0 or level 1; with the root at level 1, level 3 is correct, and either convention is accepted.</w:t>
+      </w:r>
+    </w:p>
+  </w:comment>
+  <w:comment w:id="8" w:author="Teacher" w:date="2026-09-25T15:00:00Z" w:initials="T">
+    <w:p>
+      <w:r>
+        <w:t xml:space="preserve">3/3 - Full marks. The height is 2, which is correct. The question asks only for the value, and you have given it.</w:t>
+      </w:r>
+    </w:p>
+  </w:comment>
+</w:comments>
 </file>
 
 <file path=word/endnotes.xml><?xml version="1.0" encoding="utf-8"?>
